--- a/New HSSE Management System 2026/03-Planning/01-DAN-PLN-QMS-000001-QMP__Jun_2026_R00_Quality_Management_Plan.docx
+++ b/New HSSE Management System 2026/03-Planning/01-DAN-PLN-QMS-000001-QMP__Jun_2026_R00_Quality_Management_Plan.docx
@@ -567,7 +567,7 @@
                 <w:sz w:val="18"/>
                 <w:szCs w:val="18"/>
               </w:rPr>
-              <w:t xml:space="preserve">HSE Department</w:t>
+              <w:t xml:space="preserve">Quality Department</w:t>
             </w:r>
           </w:p>
         </w:tc>
@@ -776,24 +776,26 @@
               <w:right w:val="single" w:color="BFB3AA" w:sz="4"/>
             </w:tcBorders>
             <w:tcMar>
-              <w:top w:type="dxa" w:w="200"/>
-              <w:left w:type="dxa" w:w="120"/>
-              <w:bottom w:type="dxa" w:w="200"/>
+              <w:top w:type="dxa" w:w="160"/>
+              <w:left w:type="dxa" w:w="120"/>
+              <w:bottom w:type="dxa" w:w="160"/>
               <w:right w:type="dxa" w:w="120"/>
             </w:tcMar>
           </w:tcPr>
           <w:p>
             <w:pPr>
-              <w:spacing w:after="240"/>
+              <w:spacing w:after="220"/>
             </w:pPr>
             <w:r>
               <w:rPr>
                 <w:rFonts w:ascii="Tahoma" w:cs="Tahoma" w:eastAsia="Tahoma" w:hAnsi="Tahoma"/>
-                <w:color w:val="595959"/>
-                <w:sz w:val="16"/>
-                <w:szCs w:val="16"/>
-              </w:rPr>
-              <w:t xml:space="preserve">HSE Representative</w:t>
+                <w:b/>
+                <w:bCs/>
+                <w:color w:val="222222"/>
+                <w:sz w:val="18"/>
+                <w:szCs w:val="18"/>
+              </w:rPr>
+              <w:t xml:space="preserve">Quality Manager</w:t>
             </w:r>
           </w:p>
           <w:p>
@@ -818,24 +820,40 @@
               <w:right w:val="single" w:color="BFB3AA" w:sz="4"/>
             </w:tcBorders>
             <w:tcMar>
-              <w:top w:type="dxa" w:w="200"/>
-              <w:left w:type="dxa" w:w="120"/>
-              <w:bottom w:type="dxa" w:w="200"/>
+              <w:top w:type="dxa" w:w="160"/>
+              <w:left w:type="dxa" w:w="120"/>
+              <w:bottom w:type="dxa" w:w="160"/>
               <w:right w:type="dxa" w:w="120"/>
             </w:tcMar>
           </w:tcPr>
           <w:p>
             <w:pPr>
-              <w:spacing w:after="240"/>
+              <w:spacing w:after="20"/>
             </w:pPr>
             <w:r>
               <w:rPr>
                 <w:rFonts w:ascii="Tahoma" w:cs="Tahoma" w:eastAsia="Tahoma" w:hAnsi="Tahoma"/>
+                <w:b/>
+                <w:bCs/>
+                <w:color w:val="222222"/>
+                <w:sz w:val="18"/>
+                <w:szCs w:val="18"/>
+              </w:rPr>
+              <w:t xml:space="preserve">Amjed Sammari</w:t>
+            </w:r>
+          </w:p>
+          <w:p>
+            <w:pPr>
+              <w:spacing w:after="200"/>
+            </w:pPr>
+            <w:r>
+              <w:rPr>
+                <w:rFonts w:ascii="Tahoma" w:cs="Tahoma" w:eastAsia="Tahoma" w:hAnsi="Tahoma"/>
                 <w:color w:val="595959"/>
-                <w:sz w:val="16"/>
-                <w:szCs w:val="16"/>
-              </w:rPr>
-              <w:t xml:space="preserve">Competent Person (HSE)</w:t>
+                <w:sz w:val="14"/>
+                <w:szCs w:val="14"/>
+              </w:rPr>
+              <w:t xml:space="preserve">Delivery Director</w:t>
             </w:r>
           </w:p>
           <w:p>
@@ -860,24 +878,40 @@
               <w:right w:val="single" w:color="BFB3AA" w:sz="4"/>
             </w:tcBorders>
             <w:tcMar>
-              <w:top w:type="dxa" w:w="200"/>
-              <w:left w:type="dxa" w:w="120"/>
-              <w:bottom w:type="dxa" w:w="200"/>
+              <w:top w:type="dxa" w:w="160"/>
+              <w:left w:type="dxa" w:w="120"/>
+              <w:bottom w:type="dxa" w:w="160"/>
               <w:right w:type="dxa" w:w="120"/>
             </w:tcMar>
           </w:tcPr>
           <w:p>
             <w:pPr>
-              <w:spacing w:after="240"/>
+              <w:spacing w:after="20"/>
             </w:pPr>
             <w:r>
               <w:rPr>
                 <w:rFonts w:ascii="Tahoma" w:cs="Tahoma" w:eastAsia="Tahoma" w:hAnsi="Tahoma"/>
+                <w:b/>
+                <w:bCs/>
+                <w:color w:val="222222"/>
+                <w:sz w:val="18"/>
+                <w:szCs w:val="18"/>
+              </w:rPr>
+              <w:t xml:space="preserve">AbdulHalim Kaissy</w:t>
+            </w:r>
+          </w:p>
+          <w:p>
+            <w:pPr>
+              <w:spacing w:after="200"/>
+            </w:pPr>
+            <w:r>
+              <w:rPr>
+                <w:rFonts w:ascii="Tahoma" w:cs="Tahoma" w:eastAsia="Tahoma" w:hAnsi="Tahoma"/>
                 <w:color w:val="595959"/>
-                <w:sz w:val="16"/>
-                <w:szCs w:val="16"/>
-              </w:rPr>
-              <w:t xml:space="preserve">Project Director / Manager</w:t>
+                <w:sz w:val="14"/>
+                <w:szCs w:val="14"/>
+              </w:rPr>
+              <w:t xml:space="preserve">Chief Development Officer (CDO)</w:t>
             </w:r>
           </w:p>
           <w:p>
@@ -4374,6 +4408,142 @@
         </w:tc>
       </w:tr>
     </w:tbl>
+    <w:p>
+      <w:pPr>
+        <w:pStyle w:val="Heading2"/>
+      </w:pPr>
+      <w:r>
+        <w:t xml:space="preserve">3.5  PMC / CSC Quality Requirements</w:t>
+      </w:r>
+    </w:p>
+    <w:p>
+      <w:pPr>
+        <w:spacing w:after="120" w:line="276"/>
+        <w:jc w:val="both"/>
+      </w:pPr>
+      <w:r>
+        <w:rPr>
+          <w:rFonts w:ascii="Tahoma" w:cs="Tahoma" w:eastAsia="Tahoma" w:hAnsi="Tahoma"/>
+          <w:sz w:val="20"/>
+          <w:szCs w:val="20"/>
+        </w:rPr>
+        <w:t xml:space="preserve">DAN defines the quality requirements imposed on the Project Management Consultant (PMC) and the Construction Supervision Consultant (CSC), and flows them down through the delivery chain. The PMC/CSC prepare and maintain their own project quality plan aligned to, and not in conflict with, this QMP, and are subject to DAN's review and audit.</w:t>
+      </w:r>
+    </w:p>
+    <w:p>
+      <w:pPr>
+        <w:pStyle w:val="ListParagraph"/>
+        <w:numPr>
+          <w:ilvl w:val="0"/>
+          <w:numId w:val="2"/>
+        </w:numPr>
+        <w:spacing w:after="60" w:line="268"/>
+        <w:jc w:val="both"/>
+      </w:pPr>
+      <w:r>
+        <w:rPr>
+          <w:rFonts w:ascii="Tahoma" w:cs="Tahoma" w:eastAsia="Tahoma" w:hAnsi="Tahoma"/>
+          <w:sz w:val="20"/>
+          <w:szCs w:val="20"/>
+        </w:rPr>
+        <w:t xml:space="preserve">Submit a PMC/CSC Project Quality Plan aligned to this QMP and to ISO 9001:2015 for DAN's review and acceptance before commencement of supervision.</w:t>
+      </w:r>
+    </w:p>
+    <w:p>
+      <w:pPr>
+        <w:pStyle w:val="ListParagraph"/>
+        <w:numPr>
+          <w:ilvl w:val="0"/>
+          <w:numId w:val="2"/>
+        </w:numPr>
+        <w:spacing w:after="60" w:line="268"/>
+        <w:jc w:val="both"/>
+      </w:pPr>
+      <w:r>
+        <w:rPr>
+          <w:rFonts w:ascii="Tahoma" w:cs="Tahoma" w:eastAsia="Tahoma" w:hAnsi="Tahoma"/>
+          <w:sz w:val="20"/>
+          <w:szCs w:val="20"/>
+        </w:rPr>
+        <w:t xml:space="preserve">Provide a named, competent and adequately resourced quality/supervision team, with CVs and the minimum competencies in Section 5.2; changes require DAN's approval.</w:t>
+      </w:r>
+    </w:p>
+    <w:p>
+      <w:pPr>
+        <w:pStyle w:val="ListParagraph"/>
+        <w:numPr>
+          <w:ilvl w:val="0"/>
+          <w:numId w:val="2"/>
+        </w:numPr>
+        <w:spacing w:after="60" w:line="268"/>
+        <w:jc w:val="both"/>
+      </w:pPr>
+      <w:r>
+        <w:rPr>
+          <w:rFonts w:ascii="Tahoma" w:cs="Tahoma" w:eastAsia="Tahoma" w:hAnsi="Tahoma"/>
+          <w:sz w:val="20"/>
+          <w:szCs w:val="20"/>
+        </w:rPr>
+        <w:t xml:space="preserve">Review and endorse the Contractor's ITPs, method statements, submittals and inspection requests (WIR/MIR), and witness hold/witness points on DAN's behalf.</w:t>
+      </w:r>
+    </w:p>
+    <w:p>
+      <w:pPr>
+        <w:pStyle w:val="ListParagraph"/>
+        <w:numPr>
+          <w:ilvl w:val="0"/>
+          <w:numId w:val="2"/>
+        </w:numPr>
+        <w:spacing w:after="60" w:line="268"/>
+        <w:jc w:val="both"/>
+      </w:pPr>
+      <w:r>
+        <w:rPr>
+          <w:rFonts w:ascii="Tahoma" w:cs="Tahoma" w:eastAsia="Tahoma" w:hAnsi="Tahoma"/>
+          <w:sz w:val="20"/>
+          <w:szCs w:val="20"/>
+        </w:rPr>
+        <w:t xml:space="preserve">Operate the NCR, RFI, field-change and corrective-action processes consistently with this QMP and report status to DAN.</w:t>
+      </w:r>
+    </w:p>
+    <w:p>
+      <w:pPr>
+        <w:pStyle w:val="ListParagraph"/>
+        <w:numPr>
+          <w:ilvl w:val="0"/>
+          <w:numId w:val="2"/>
+        </w:numPr>
+        <w:spacing w:after="60" w:line="268"/>
+        <w:jc w:val="both"/>
+      </w:pPr>
+      <w:r>
+        <w:rPr>
+          <w:rFonts w:ascii="Tahoma" w:cs="Tahoma" w:eastAsia="Tahoma" w:hAnsi="Tahoma"/>
+          <w:sz w:val="20"/>
+          <w:szCs w:val="20"/>
+        </w:rPr>
+        <w:t xml:space="preserve">Compile and submit the weekly and monthly QA/QC reports (Section 7.4) and support DAN's and the Client's Quality Management Review.</w:t>
+      </w:r>
+    </w:p>
+    <w:p>
+      <w:pPr>
+        <w:pStyle w:val="ListParagraph"/>
+        <w:numPr>
+          <w:ilvl w:val="0"/>
+          <w:numId w:val="2"/>
+        </w:numPr>
+        <w:spacing w:after="60" w:line="268"/>
+        <w:jc w:val="both"/>
+      </w:pPr>
+      <w:r>
+        <w:rPr>
+          <w:rFonts w:ascii="Tahoma" w:cs="Tahoma" w:eastAsia="Tahoma" w:hAnsi="Tahoma"/>
+          <w:sz w:val="20"/>
+          <w:szCs w:val="20"/>
+        </w:rPr>
+        <w:t xml:space="preserve">Accept DAN's and the Client's right of access, audit and surveillance of the PMC/CSC and Contractor quality activities and records.</w:t>
+      </w:r>
+    </w:p>
     <w:p>
       <w:pPr>
         <w:pStyle w:val="Heading1"/>

--- a/New HSSE Management System 2026/03-Planning/01-DAN-PLN-QMS-000001-QMP__Jun_2026_R00_Quality_Management_Plan.docx
+++ b/New HSSE Management System 2026/03-Planning/01-DAN-PLN-QMS-000001-QMP__Jun_2026_R00_Quality_Management_Plan.docx
@@ -972,6 +972,736 @@
           </w:r>
         </w:p>
         <w:p>
+          <w:pPr>
+            <w:spacing w:after="40" w:line="259"/>
+            <w:ind w:left="0"/>
+          </w:pPr>
+          <w:hyperlink w:anchor="_DanToc9000" w:history="1">
+            <w:r>
+              <w:rPr>
+                <w:rFonts w:ascii="Tahoma" w:hAnsi="Tahoma" w:cs="Tahoma"/>
+                <w:b/>
+                <w:color w:val="542A12"/>
+                <w:sz w:val="20"/>
+              </w:rPr>
+              <w:t xml:space="preserve">How to Use This Plan</w:t>
+            </w:r>
+          </w:hyperlink>
+        </w:p>
+        <w:p>
+          <w:pPr>
+            <w:spacing w:after="40" w:line="259"/>
+            <w:ind w:left="0"/>
+          </w:pPr>
+          <w:hyperlink w:anchor="_DanToc9001" w:history="1">
+            <w:r>
+              <w:rPr>
+                <w:rFonts w:ascii="Tahoma" w:hAnsi="Tahoma" w:cs="Tahoma"/>
+                <w:b/>
+                <w:color w:val="542A12"/>
+                <w:sz w:val="20"/>
+              </w:rPr>
+              <w:t xml:space="preserve">1.  Scope, Normative References and Terms &amp; Definitions</w:t>
+            </w:r>
+          </w:hyperlink>
+        </w:p>
+        <w:p>
+          <w:pPr>
+            <w:spacing w:after="40" w:line="259"/>
+            <w:ind w:left="360"/>
+          </w:pPr>
+          <w:hyperlink w:anchor="_DanToc9002" w:history="1">
+            <w:r>
+              <w:rPr>
+                <w:rFonts w:ascii="Tahoma" w:hAnsi="Tahoma" w:cs="Tahoma"/>
+                <w:color w:val="444444"/>
+                <w:sz w:val="19"/>
+              </w:rPr>
+              <w:t xml:space="preserve">1.1  Project Identification</w:t>
+            </w:r>
+          </w:hyperlink>
+        </w:p>
+        <w:p>
+          <w:pPr>
+            <w:spacing w:after="40" w:line="259"/>
+            <w:ind w:left="360"/>
+          </w:pPr>
+          <w:hyperlink w:anchor="_DanToc9003" w:history="1">
+            <w:r>
+              <w:rPr>
+                <w:rFonts w:ascii="Tahoma" w:hAnsi="Tahoma" w:cs="Tahoma"/>
+                <w:color w:val="444444"/>
+                <w:sz w:val="19"/>
+              </w:rPr>
+              <w:t xml:space="preserve">1.2  Scope</w:t>
+            </w:r>
+          </w:hyperlink>
+        </w:p>
+        <w:p>
+          <w:pPr>
+            <w:spacing w:after="40" w:line="259"/>
+            <w:ind w:left="360"/>
+          </w:pPr>
+          <w:hyperlink w:anchor="_DanToc9004" w:history="1">
+            <w:r>
+              <w:rPr>
+                <w:rFonts w:ascii="Tahoma" w:hAnsi="Tahoma" w:cs="Tahoma"/>
+                <w:color w:val="444444"/>
+                <w:sz w:val="19"/>
+              </w:rPr>
+              <w:t xml:space="preserve">1.3  Normative References</w:t>
+            </w:r>
+          </w:hyperlink>
+        </w:p>
+        <w:p>
+          <w:pPr>
+            <w:spacing w:after="40" w:line="259"/>
+            <w:ind w:left="360"/>
+          </w:pPr>
+          <w:hyperlink w:anchor="_DanToc9005" w:history="1">
+            <w:r>
+              <w:rPr>
+                <w:rFonts w:ascii="Tahoma" w:hAnsi="Tahoma" w:cs="Tahoma"/>
+                <w:color w:val="444444"/>
+                <w:sz w:val="19"/>
+              </w:rPr>
+              <w:t xml:space="preserve">1.4  Terms and Definitions</w:t>
+            </w:r>
+          </w:hyperlink>
+        </w:p>
+        <w:p>
+          <w:pPr>
+            <w:spacing w:after="40" w:line="259"/>
+            <w:ind w:left="0"/>
+          </w:pPr>
+          <w:hyperlink w:anchor="_DanToc9006" w:history="1">
+            <w:r>
+              <w:rPr>
+                <w:rFonts w:ascii="Tahoma" w:hAnsi="Tahoma" w:cs="Tahoma"/>
+                <w:b/>
+                <w:color w:val="542A12"/>
+                <w:sz w:val="20"/>
+              </w:rPr>
+              <w:t xml:space="preserve">2.  Context of the Organization</w:t>
+            </w:r>
+          </w:hyperlink>
+        </w:p>
+        <w:p>
+          <w:pPr>
+            <w:spacing w:after="40" w:line="259"/>
+            <w:ind w:left="360"/>
+          </w:pPr>
+          <w:hyperlink w:anchor="_DanToc9007" w:history="1">
+            <w:r>
+              <w:rPr>
+                <w:rFonts w:ascii="Tahoma" w:hAnsi="Tahoma" w:cs="Tahoma"/>
+                <w:color w:val="444444"/>
+                <w:sz w:val="19"/>
+              </w:rPr>
+              <w:t xml:space="preserve">2.1  Mission, Vision, Core Values and Commitment to Quality</w:t>
+            </w:r>
+          </w:hyperlink>
+        </w:p>
+        <w:p>
+          <w:pPr>
+            <w:spacing w:after="40" w:line="259"/>
+            <w:ind w:left="360"/>
+          </w:pPr>
+          <w:hyperlink w:anchor="_DanToc9008" w:history="1">
+            <w:r>
+              <w:rPr>
+                <w:rFonts w:ascii="Tahoma" w:hAnsi="Tahoma" w:cs="Tahoma"/>
+                <w:color w:val="444444"/>
+                <w:sz w:val="19"/>
+              </w:rPr>
+              <w:t xml:space="preserve">2.2  Interested Parties and Their Requirements</w:t>
+            </w:r>
+          </w:hyperlink>
+        </w:p>
+        <w:p>
+          <w:pPr>
+            <w:spacing w:after="40" w:line="259"/>
+            <w:ind w:left="360"/>
+          </w:pPr>
+          <w:hyperlink w:anchor="_DanToc9009" w:history="1">
+            <w:r>
+              <w:rPr>
+                <w:rFonts w:ascii="Tahoma" w:hAnsi="Tahoma" w:cs="Tahoma"/>
+                <w:color w:val="444444"/>
+                <w:sz w:val="19"/>
+              </w:rPr>
+              <w:t xml:space="preserve">2.3  Internal and External Factors</w:t>
+            </w:r>
+          </w:hyperlink>
+        </w:p>
+        <w:p>
+          <w:pPr>
+            <w:spacing w:after="40" w:line="259"/>
+            <w:ind w:left="360"/>
+          </w:pPr>
+          <w:hyperlink w:anchor="_DanToc9010" w:history="1">
+            <w:r>
+              <w:rPr>
+                <w:rFonts w:ascii="Tahoma" w:hAnsi="Tahoma" w:cs="Tahoma"/>
+                <w:color w:val="444444"/>
+                <w:sz w:val="19"/>
+              </w:rPr>
+              <w:t xml:space="preserve">2.4  Quality Risks and Opportunities</w:t>
+            </w:r>
+          </w:hyperlink>
+        </w:p>
+        <w:p>
+          <w:pPr>
+            <w:spacing w:after="40" w:line="259"/>
+            <w:ind w:left="0"/>
+          </w:pPr>
+          <w:hyperlink w:anchor="_DanToc9011" w:history="1">
+            <w:r>
+              <w:rPr>
+                <w:rFonts w:ascii="Tahoma" w:hAnsi="Tahoma" w:cs="Tahoma"/>
+                <w:b/>
+                <w:color w:val="542A12"/>
+                <w:sz w:val="20"/>
+              </w:rPr>
+              <w:t xml:space="preserve">3.  Leadership</w:t>
+            </w:r>
+          </w:hyperlink>
+        </w:p>
+        <w:p>
+          <w:pPr>
+            <w:spacing w:after="40" w:line="259"/>
+            <w:ind w:left="360"/>
+          </w:pPr>
+          <w:hyperlink w:anchor="_DanToc9012" w:history="1">
+            <w:r>
+              <w:rPr>
+                <w:rFonts w:ascii="Tahoma" w:hAnsi="Tahoma" w:cs="Tahoma"/>
+                <w:color w:val="444444"/>
+                <w:sz w:val="19"/>
+              </w:rPr>
+              <w:t xml:space="preserve">3.1  Quality Policy</w:t>
+            </w:r>
+          </w:hyperlink>
+        </w:p>
+        <w:p>
+          <w:pPr>
+            <w:spacing w:after="40" w:line="259"/>
+            <w:ind w:left="360"/>
+          </w:pPr>
+          <w:hyperlink w:anchor="_DanToc9013" w:history="1">
+            <w:r>
+              <w:rPr>
+                <w:rFonts w:ascii="Tahoma" w:hAnsi="Tahoma" w:cs="Tahoma"/>
+                <w:color w:val="444444"/>
+                <w:sz w:val="19"/>
+              </w:rPr>
+              <w:t xml:space="preserve">3.2  Quality Objectives and KPIs</w:t>
+            </w:r>
+          </w:hyperlink>
+        </w:p>
+        <w:p>
+          <w:pPr>
+            <w:spacing w:after="40" w:line="259"/>
+            <w:ind w:left="360"/>
+          </w:pPr>
+          <w:hyperlink w:anchor="_DanToc9014" w:history="1">
+            <w:r>
+              <w:rPr>
+                <w:rFonts w:ascii="Tahoma" w:hAnsi="Tahoma" w:cs="Tahoma"/>
+                <w:color w:val="444444"/>
+                <w:sz w:val="19"/>
+              </w:rPr>
+              <w:t xml:space="preserve">3.3  Organization Chart and Interfaces</w:t>
+            </w:r>
+          </w:hyperlink>
+        </w:p>
+        <w:p>
+          <w:pPr>
+            <w:spacing w:after="40" w:line="259"/>
+            <w:ind w:left="360"/>
+          </w:pPr>
+          <w:hyperlink w:anchor="_DanToc9015" w:history="1">
+            <w:r>
+              <w:rPr>
+                <w:rFonts w:ascii="Tahoma" w:hAnsi="Tahoma" w:cs="Tahoma"/>
+                <w:color w:val="444444"/>
+                <w:sz w:val="19"/>
+              </w:rPr>
+              <w:t xml:space="preserve">3.4  Roles and Responsibilities</w:t>
+            </w:r>
+          </w:hyperlink>
+        </w:p>
+        <w:p>
+          <w:pPr>
+            <w:spacing w:after="40" w:line="259"/>
+            <w:ind w:left="360"/>
+          </w:pPr>
+          <w:hyperlink w:anchor="_DanToc9016" w:history="1">
+            <w:r>
+              <w:rPr>
+                <w:rFonts w:ascii="Tahoma" w:hAnsi="Tahoma" w:cs="Tahoma"/>
+                <w:color w:val="444444"/>
+                <w:sz w:val="19"/>
+              </w:rPr>
+              <w:t xml:space="preserve">3.5  PMC / CSC Quality Requirements</w:t>
+            </w:r>
+          </w:hyperlink>
+        </w:p>
+        <w:p>
+          <w:pPr>
+            <w:spacing w:after="40" w:line="259"/>
+            <w:ind w:left="0"/>
+          </w:pPr>
+          <w:hyperlink w:anchor="_DanToc9017" w:history="1">
+            <w:r>
+              <w:rPr>
+                <w:rFonts w:ascii="Tahoma" w:hAnsi="Tahoma" w:cs="Tahoma"/>
+                <w:b/>
+                <w:color w:val="542A12"/>
+                <w:sz w:val="20"/>
+              </w:rPr>
+              <w:t xml:space="preserve">4.  Planning</w:t>
+            </w:r>
+          </w:hyperlink>
+        </w:p>
+        <w:p>
+          <w:pPr>
+            <w:spacing w:after="40" w:line="259"/>
+            <w:ind w:left="360"/>
+          </w:pPr>
+          <w:hyperlink w:anchor="_DanToc9018" w:history="1">
+            <w:r>
+              <w:rPr>
+                <w:rFonts w:ascii="Tahoma" w:hAnsi="Tahoma" w:cs="Tahoma"/>
+                <w:color w:val="444444"/>
+                <w:sz w:val="19"/>
+              </w:rPr>
+              <w:t xml:space="preserve">4.1  Risk and Opportunities Register</w:t>
+            </w:r>
+          </w:hyperlink>
+        </w:p>
+        <w:p>
+          <w:pPr>
+            <w:spacing w:after="40" w:line="259"/>
+            <w:ind w:left="360"/>
+          </w:pPr>
+          <w:hyperlink w:anchor="_DanToc9019" w:history="1">
+            <w:r>
+              <w:rPr>
+                <w:rFonts w:ascii="Tahoma" w:hAnsi="Tahoma" w:cs="Tahoma"/>
+                <w:color w:val="444444"/>
+                <w:sz w:val="19"/>
+              </w:rPr>
+              <w:t xml:space="preserve">4.2  Quality Objectives (SMART)</w:t>
+            </w:r>
+          </w:hyperlink>
+        </w:p>
+        <w:p>
+          <w:pPr>
+            <w:spacing w:after="40" w:line="259"/>
+            <w:ind w:left="360"/>
+          </w:pPr>
+          <w:hyperlink w:anchor="_DanToc9020" w:history="1">
+            <w:r>
+              <w:rPr>
+                <w:rFonts w:ascii="Tahoma" w:hAnsi="Tahoma" w:cs="Tahoma"/>
+                <w:color w:val="444444"/>
+                <w:sz w:val="19"/>
+              </w:rPr>
+              <w:t xml:space="preserve">4.3  Change Management</w:t>
+            </w:r>
+          </w:hyperlink>
+        </w:p>
+        <w:p>
+          <w:pPr>
+            <w:spacing w:after="40" w:line="259"/>
+            <w:ind w:left="0"/>
+          </w:pPr>
+          <w:hyperlink w:anchor="_DanToc9021" w:history="1">
+            <w:r>
+              <w:rPr>
+                <w:rFonts w:ascii="Tahoma" w:hAnsi="Tahoma" w:cs="Tahoma"/>
+                <w:b/>
+                <w:color w:val="542A12"/>
+                <w:sz w:val="20"/>
+              </w:rPr>
+              <w:t xml:space="preserve">5.  Support</w:t>
+            </w:r>
+          </w:hyperlink>
+        </w:p>
+        <w:p>
+          <w:pPr>
+            <w:spacing w:after="40" w:line="259"/>
+            <w:ind w:left="360"/>
+          </w:pPr>
+          <w:hyperlink w:anchor="_DanToc9022" w:history="1">
+            <w:r>
+              <w:rPr>
+                <w:rFonts w:ascii="Tahoma" w:hAnsi="Tahoma" w:cs="Tahoma"/>
+                <w:color w:val="444444"/>
+                <w:sz w:val="19"/>
+              </w:rPr>
+              <w:t xml:space="preserve">5.1  Project Resources</w:t>
+            </w:r>
+          </w:hyperlink>
+        </w:p>
+        <w:p>
+          <w:pPr>
+            <w:spacing w:after="40" w:line="259"/>
+            <w:ind w:left="360"/>
+          </w:pPr>
+          <w:hyperlink w:anchor="_DanToc9023" w:history="1">
+            <w:r>
+              <w:rPr>
+                <w:rFonts w:ascii="Tahoma" w:hAnsi="Tahoma" w:cs="Tahoma"/>
+                <w:color w:val="444444"/>
+                <w:sz w:val="19"/>
+              </w:rPr>
+              <w:t xml:space="preserve">5.2  Competency</w:t>
+            </w:r>
+          </w:hyperlink>
+        </w:p>
+        <w:p>
+          <w:pPr>
+            <w:spacing w:after="40" w:line="259"/>
+            <w:ind w:left="360"/>
+          </w:pPr>
+          <w:hyperlink w:anchor="_DanToc9024" w:history="1">
+            <w:r>
+              <w:rPr>
+                <w:rFonts w:ascii="Tahoma" w:hAnsi="Tahoma" w:cs="Tahoma"/>
+                <w:color w:val="444444"/>
+                <w:sz w:val="19"/>
+              </w:rPr>
+              <w:t xml:space="preserve">5.3  Training</w:t>
+            </w:r>
+          </w:hyperlink>
+        </w:p>
+        <w:p>
+          <w:pPr>
+            <w:spacing w:after="40" w:line="259"/>
+            <w:ind w:left="360"/>
+          </w:pPr>
+          <w:hyperlink w:anchor="_DanToc9025" w:history="1">
+            <w:r>
+              <w:rPr>
+                <w:rFonts w:ascii="Tahoma" w:hAnsi="Tahoma" w:cs="Tahoma"/>
+                <w:color w:val="444444"/>
+                <w:sz w:val="19"/>
+              </w:rPr>
+              <w:t xml:space="preserve">5.4  Infrastructure and Work Environment</w:t>
+            </w:r>
+          </w:hyperlink>
+        </w:p>
+        <w:p>
+          <w:pPr>
+            <w:spacing w:after="40" w:line="259"/>
+            <w:ind w:left="360"/>
+          </w:pPr>
+          <w:hyperlink w:anchor="_DanToc9026" w:history="1">
+            <w:r>
+              <w:rPr>
+                <w:rFonts w:ascii="Tahoma" w:hAnsi="Tahoma" w:cs="Tahoma"/>
+                <w:color w:val="444444"/>
+                <w:sz w:val="19"/>
+              </w:rPr>
+              <w:t xml:space="preserve">5.5  Adherence to Labour Law</w:t>
+            </w:r>
+          </w:hyperlink>
+        </w:p>
+        <w:p>
+          <w:pPr>
+            <w:spacing w:after="40" w:line="259"/>
+            <w:ind w:left="360"/>
+          </w:pPr>
+          <w:hyperlink w:anchor="_DanToc9027" w:history="1">
+            <w:r>
+              <w:rPr>
+                <w:rFonts w:ascii="Tahoma" w:hAnsi="Tahoma" w:cs="Tahoma"/>
+                <w:color w:val="444444"/>
+                <w:sz w:val="19"/>
+              </w:rPr>
+              <w:t xml:space="preserve">5.6  Communication</w:t>
+            </w:r>
+          </w:hyperlink>
+        </w:p>
+        <w:p>
+          <w:pPr>
+            <w:spacing w:after="40" w:line="259"/>
+            <w:ind w:left="360"/>
+          </w:pPr>
+          <w:hyperlink w:anchor="_DanToc9028" w:history="1">
+            <w:r>
+              <w:rPr>
+                <w:rFonts w:ascii="Tahoma" w:hAnsi="Tahoma" w:cs="Tahoma"/>
+                <w:color w:val="444444"/>
+                <w:sz w:val="19"/>
+              </w:rPr>
+              <w:t xml:space="preserve">5.7  Documented Information</w:t>
+            </w:r>
+          </w:hyperlink>
+        </w:p>
+        <w:p>
+          <w:pPr>
+            <w:spacing w:after="40" w:line="259"/>
+            <w:ind w:left="360"/>
+          </w:pPr>
+          <w:hyperlink w:anchor="_DanToc9029" w:history="1">
+            <w:r>
+              <w:rPr>
+                <w:rFonts w:ascii="Tahoma" w:hAnsi="Tahoma" w:cs="Tahoma"/>
+                <w:color w:val="444444"/>
+                <w:sz w:val="19"/>
+              </w:rPr>
+              <w:t xml:space="preserve">5.8  Organizational Knowledge</w:t>
+            </w:r>
+          </w:hyperlink>
+        </w:p>
+        <w:p>
+          <w:pPr>
+            <w:spacing w:after="40" w:line="259"/>
+            <w:ind w:left="0"/>
+          </w:pPr>
+          <w:hyperlink w:anchor="_DanToc9030" w:history="1">
+            <w:r>
+              <w:rPr>
+                <w:rFonts w:ascii="Tahoma" w:hAnsi="Tahoma" w:cs="Tahoma"/>
+                <w:b/>
+                <w:color w:val="542A12"/>
+                <w:sz w:val="20"/>
+              </w:rPr>
+              <w:t xml:space="preserve">6.  Operation</w:t>
+            </w:r>
+          </w:hyperlink>
+        </w:p>
+        <w:p>
+          <w:pPr>
+            <w:spacing w:after="40" w:line="259"/>
+            <w:ind w:left="360"/>
+          </w:pPr>
+          <w:hyperlink w:anchor="_DanToc9031" w:history="1">
+            <w:r>
+              <w:rPr>
+                <w:rFonts w:ascii="Tahoma" w:hAnsi="Tahoma" w:cs="Tahoma"/>
+                <w:color w:val="444444"/>
+                <w:sz w:val="19"/>
+              </w:rPr>
+              <w:t xml:space="preserve">6.1  Process Establishment</w:t>
+            </w:r>
+          </w:hyperlink>
+        </w:p>
+        <w:p>
+          <w:pPr>
+            <w:spacing w:after="40" w:line="259"/>
+            <w:ind w:left="360"/>
+          </w:pPr>
+          <w:hyperlink w:anchor="_DanToc9032" w:history="1">
+            <w:r>
+              <w:rPr>
+                <w:rFonts w:ascii="Tahoma" w:hAnsi="Tahoma" w:cs="Tahoma"/>
+                <w:color w:val="444444"/>
+                <w:sz w:val="19"/>
+              </w:rPr>
+              <w:t xml:space="preserve">6.2  Acceptance Criteria</w:t>
+            </w:r>
+          </w:hyperlink>
+        </w:p>
+        <w:p>
+          <w:pPr>
+            <w:spacing w:after="40" w:line="259"/>
+            <w:ind w:left="360"/>
+          </w:pPr>
+          <w:hyperlink w:anchor="_DanToc9033" w:history="1">
+            <w:r>
+              <w:rPr>
+                <w:rFonts w:ascii="Tahoma" w:hAnsi="Tahoma" w:cs="Tahoma"/>
+                <w:color w:val="444444"/>
+                <w:sz w:val="19"/>
+              </w:rPr>
+              <w:t xml:space="preserve">6.3  Construction and Monitoring Procedures</w:t>
+            </w:r>
+          </w:hyperlink>
+        </w:p>
+        <w:p>
+          <w:pPr>
+            <w:spacing w:after="40" w:line="259"/>
+            <w:ind w:left="360"/>
+          </w:pPr>
+          <w:hyperlink w:anchor="_DanToc9034" w:history="1">
+            <w:r>
+              <w:rPr>
+                <w:rFonts w:ascii="Tahoma" w:hAnsi="Tahoma" w:cs="Tahoma"/>
+                <w:color w:val="444444"/>
+                <w:sz w:val="19"/>
+              </w:rPr>
+              <w:t xml:space="preserve">6.4  Evidence of Compliance and Records</w:t>
+            </w:r>
+          </w:hyperlink>
+        </w:p>
+        <w:p>
+          <w:pPr>
+            <w:spacing w:after="40" w:line="259"/>
+            <w:ind w:left="0"/>
+          </w:pPr>
+          <w:hyperlink w:anchor="_DanToc9035" w:history="1">
+            <w:r>
+              <w:rPr>
+                <w:rFonts w:ascii="Tahoma" w:hAnsi="Tahoma" w:cs="Tahoma"/>
+                <w:b/>
+                <w:color w:val="542A12"/>
+                <w:sz w:val="20"/>
+              </w:rPr>
+              <w:t xml:space="preserve">7.  Performance Evaluation</w:t>
+            </w:r>
+          </w:hyperlink>
+        </w:p>
+        <w:p>
+          <w:pPr>
+            <w:spacing w:after="40" w:line="259"/>
+            <w:ind w:left="360"/>
+          </w:pPr>
+          <w:hyperlink w:anchor="_DanToc9036" w:history="1">
+            <w:r>
+              <w:rPr>
+                <w:rFonts w:ascii="Tahoma" w:hAnsi="Tahoma" w:cs="Tahoma"/>
+                <w:color w:val="444444"/>
+                <w:sz w:val="19"/>
+              </w:rPr>
+              <w:t xml:space="preserve">7.1  Monitoring and Measurement</w:t>
+            </w:r>
+          </w:hyperlink>
+        </w:p>
+        <w:p>
+          <w:pPr>
+            <w:spacing w:after="40" w:line="259"/>
+            <w:ind w:left="360"/>
+          </w:pPr>
+          <w:hyperlink w:anchor="_DanToc9037" w:history="1">
+            <w:r>
+              <w:rPr>
+                <w:rFonts w:ascii="Tahoma" w:hAnsi="Tahoma" w:cs="Tahoma"/>
+                <w:color w:val="444444"/>
+                <w:sz w:val="19"/>
+              </w:rPr>
+              <w:t xml:space="preserve">7.2  Client Perception and Satisfaction</w:t>
+            </w:r>
+          </w:hyperlink>
+        </w:p>
+        <w:p>
+          <w:pPr>
+            <w:spacing w:after="40" w:line="259"/>
+            <w:ind w:left="360"/>
+          </w:pPr>
+          <w:hyperlink w:anchor="_DanToc9038" w:history="1">
+            <w:r>
+              <w:rPr>
+                <w:rFonts w:ascii="Tahoma" w:hAnsi="Tahoma" w:cs="Tahoma"/>
+                <w:color w:val="444444"/>
+                <w:sz w:val="19"/>
+              </w:rPr>
+              <w:t xml:space="preserve">7.3  Internal and External Audit Programme</w:t>
+            </w:r>
+          </w:hyperlink>
+        </w:p>
+        <w:p>
+          <w:pPr>
+            <w:spacing w:after="40" w:line="259"/>
+            <w:ind w:left="360"/>
+          </w:pPr>
+          <w:hyperlink w:anchor="_DanToc9039" w:history="1">
+            <w:r>
+              <w:rPr>
+                <w:rFonts w:ascii="Tahoma" w:hAnsi="Tahoma" w:cs="Tahoma"/>
+                <w:color w:val="444444"/>
+                <w:sz w:val="19"/>
+              </w:rPr>
+              <w:t xml:space="preserve">7.4  QA/QC Reporting</w:t>
+            </w:r>
+          </w:hyperlink>
+        </w:p>
+        <w:p>
+          <w:pPr>
+            <w:spacing w:after="40" w:line="259"/>
+            <w:ind w:left="360"/>
+          </w:pPr>
+          <w:hyperlink w:anchor="_DanToc9040" w:history="1">
+            <w:r>
+              <w:rPr>
+                <w:rFonts w:ascii="Tahoma" w:hAnsi="Tahoma" w:cs="Tahoma"/>
+                <w:color w:val="444444"/>
+                <w:sz w:val="19"/>
+              </w:rPr>
+              <w:t xml:space="preserve">7.5  Management Review</w:t>
+            </w:r>
+          </w:hyperlink>
+        </w:p>
+        <w:p>
+          <w:pPr>
+            <w:spacing w:after="40" w:line="259"/>
+            <w:ind w:left="0"/>
+          </w:pPr>
+          <w:hyperlink w:anchor="_DanToc9041" w:history="1">
+            <w:r>
+              <w:rPr>
+                <w:rFonts w:ascii="Tahoma" w:hAnsi="Tahoma" w:cs="Tahoma"/>
+                <w:b/>
+                <w:color w:val="542A12"/>
+                <w:sz w:val="20"/>
+              </w:rPr>
+              <w:t xml:space="preserve">8.  Continual Improvement</w:t>
+            </w:r>
+          </w:hyperlink>
+        </w:p>
+        <w:p>
+          <w:pPr>
+            <w:spacing w:after="40" w:line="259"/>
+            <w:ind w:left="360"/>
+          </w:pPr>
+          <w:hyperlink w:anchor="_DanToc9042" w:history="1">
+            <w:r>
+              <w:rPr>
+                <w:rFonts w:ascii="Tahoma" w:hAnsi="Tahoma" w:cs="Tahoma"/>
+                <w:color w:val="444444"/>
+                <w:sz w:val="19"/>
+              </w:rPr>
+              <w:t xml:space="preserve">8.1  Improvement Process</w:t>
+            </w:r>
+          </w:hyperlink>
+        </w:p>
+        <w:p>
+          <w:pPr>
+            <w:spacing w:after="40" w:line="259"/>
+            <w:ind w:left="360"/>
+          </w:pPr>
+          <w:hyperlink w:anchor="_DanToc9043" w:history="1">
+            <w:r>
+              <w:rPr>
+                <w:rFonts w:ascii="Tahoma" w:hAnsi="Tahoma" w:cs="Tahoma"/>
+                <w:color w:val="444444"/>
+                <w:sz w:val="19"/>
+              </w:rPr>
+              <w:t xml:space="preserve">8.2  Resources for Improvement</w:t>
+            </w:r>
+          </w:hyperlink>
+        </w:p>
+        <w:p>
+          <w:pPr>
+            <w:spacing w:after="40" w:line="259"/>
+            <w:ind w:left="0"/>
+          </w:pPr>
+          <w:hyperlink w:anchor="_DanToc9044" w:history="1">
+            <w:r>
+              <w:rPr>
+                <w:rFonts w:ascii="Tahoma" w:hAnsi="Tahoma" w:cs="Tahoma"/>
+                <w:b/>
+                <w:color w:val="542A12"/>
+                <w:sz w:val="20"/>
+              </w:rPr>
+              <w:t xml:space="preserve">Revision History</w:t>
+            </w:r>
+          </w:hyperlink>
+        </w:p>
+        <w:p>
           <w:r>
             <w:fldChar w:fldCharType="end"/>
           </w:r>
@@ -987,9 +1717,11 @@
       <w:pPr>
         <w:pStyle w:val="Heading1"/>
       </w:pPr>
+      <w:bookmarkStart w:id="9000" w:name="_DanToc9000"/>
       <w:r>
         <w:t xml:space="preserve">How to Use This Plan</w:t>
       </w:r>
+      <w:bookmarkEnd w:id="9000"/>
     </w:p>
     <w:p>
       <w:pPr>
@@ -1023,17 +1755,21 @@
       <w:pPr>
         <w:pStyle w:val="Heading1"/>
       </w:pPr>
+      <w:bookmarkStart w:id="9001" w:name="_DanToc9001"/>
       <w:r>
         <w:t xml:space="preserve">1.  Scope, Normative References and Terms &amp; Definitions</w:t>
       </w:r>
+      <w:bookmarkEnd w:id="9001"/>
     </w:p>
     <w:p>
       <w:pPr>
         <w:pStyle w:val="Heading2"/>
       </w:pPr>
+      <w:bookmarkStart w:id="9002" w:name="_DanToc9002"/>
       <w:r>
         <w:t xml:space="preserve">1.1  Project Identification</w:t>
       </w:r>
+      <w:bookmarkEnd w:id="9002"/>
     </w:p>
     <w:tbl>
       <w:tblPr>
@@ -1559,9 +2295,11 @@
       <w:pPr>
         <w:pStyle w:val="Heading2"/>
       </w:pPr>
+      <w:bookmarkStart w:id="9003" w:name="_DanToc9003"/>
       <w:r>
         <w:t xml:space="preserve">1.2  Scope</w:t>
       </w:r>
+      <w:bookmarkEnd w:id="9003"/>
     </w:p>
     <w:p>
       <w:pPr>
@@ -1581,9 +2319,11 @@
       <w:pPr>
         <w:pStyle w:val="Heading2"/>
       </w:pPr>
+      <w:bookmarkStart w:id="9004" w:name="_DanToc9004"/>
       <w:r>
         <w:t xml:space="preserve">1.3  Normative References</w:t>
       </w:r>
+      <w:bookmarkEnd w:id="9004"/>
     </w:p>
     <w:p>
       <w:pPr>
@@ -1736,9 +2476,11 @@
       <w:pPr>
         <w:pStyle w:val="Heading2"/>
       </w:pPr>
+      <w:bookmarkStart w:id="9005" w:name="_DanToc9005"/>
       <w:r>
         <w:t xml:space="preserve">1.4  Terms and Definitions</w:t>
       </w:r>
+      <w:bookmarkEnd w:id="9005"/>
     </w:p>
     <w:tbl>
       <w:tblPr>
@@ -2512,17 +3254,21 @@
       <w:pPr>
         <w:pStyle w:val="Heading1"/>
       </w:pPr>
+      <w:bookmarkStart w:id="9006" w:name="_DanToc9006"/>
       <w:r>
         <w:t xml:space="preserve">2.  Context of the Organization</w:t>
       </w:r>
+      <w:bookmarkEnd w:id="9006"/>
     </w:p>
     <w:p>
       <w:pPr>
         <w:pStyle w:val="Heading2"/>
       </w:pPr>
+      <w:bookmarkStart w:id="9007" w:name="_DanToc9007"/>
       <w:r>
         <w:t xml:space="preserve">2.1  Mission, Vision, Core Values and Commitment to Quality</w:t>
       </w:r>
+      <w:bookmarkEnd w:id="9007"/>
     </w:p>
     <w:p>
       <w:pPr>
@@ -2542,9 +3288,11 @@
       <w:pPr>
         <w:pStyle w:val="Heading2"/>
       </w:pPr>
+      <w:bookmarkStart w:id="9008" w:name="_DanToc9008"/>
       <w:r>
         <w:t xml:space="preserve">2.2  Interested Parties and Their Requirements</w:t>
       </w:r>
+      <w:bookmarkEnd w:id="9008"/>
     </w:p>
     <w:tbl>
       <w:tblPr>
@@ -2996,9 +3744,11 @@
       <w:pPr>
         <w:pStyle w:val="Heading2"/>
       </w:pPr>
+      <w:bookmarkStart w:id="9009" w:name="_DanToc9009"/>
       <w:r>
         <w:t xml:space="preserve">2.3  Internal and External Factors</w:t>
       </w:r>
+      <w:bookmarkEnd w:id="9009"/>
     </w:p>
     <w:p>
       <w:pPr>
@@ -3056,9 +3806,11 @@
       <w:pPr>
         <w:pStyle w:val="Heading2"/>
       </w:pPr>
+      <w:bookmarkStart w:id="9010" w:name="_DanToc9010"/>
       <w:r>
         <w:t xml:space="preserve">2.4  Quality Risks and Opportunities</w:t>
       </w:r>
+      <w:bookmarkEnd w:id="9010"/>
     </w:p>
     <w:p>
       <w:pPr>
@@ -3078,9 +3830,11 @@
       <w:pPr>
         <w:pStyle w:val="Heading1"/>
       </w:pPr>
+      <w:bookmarkStart w:id="9011" w:name="_DanToc9011"/>
       <w:r>
         <w:t xml:space="preserve">3.  Leadership</w:t>
       </w:r>
+      <w:bookmarkEnd w:id="9011"/>
     </w:p>
     <w:p>
       <w:pPr>
@@ -3100,9 +3854,11 @@
       <w:pPr>
         <w:pStyle w:val="Heading2"/>
       </w:pPr>
+      <w:bookmarkStart w:id="9012" w:name="_DanToc9012"/>
       <w:r>
         <w:t xml:space="preserve">3.1  Quality Policy</w:t>
       </w:r>
+      <w:bookmarkEnd w:id="9012"/>
     </w:p>
     <w:p>
       <w:pPr>
@@ -3122,9 +3878,11 @@
       <w:pPr>
         <w:pStyle w:val="Heading2"/>
       </w:pPr>
+      <w:bookmarkStart w:id="9013" w:name="_DanToc9013"/>
       <w:r>
         <w:t xml:space="preserve">3.2  Quality Objectives and KPIs</w:t>
       </w:r>
+      <w:bookmarkEnd w:id="9013"/>
     </w:p>
     <w:tbl>
       <w:tblPr>
@@ -3808,9 +4566,11 @@
       <w:pPr>
         <w:pStyle w:val="Heading2"/>
       </w:pPr>
+      <w:bookmarkStart w:id="9014" w:name="_DanToc9014"/>
       <w:r>
         <w:t xml:space="preserve">3.3  Organization Chart and Interfaces</w:t>
       </w:r>
+      <w:bookmarkEnd w:id="9014"/>
     </w:p>
     <w:p>
       <w:pPr>
@@ -3958,9 +4718,11 @@
       <w:pPr>
         <w:pStyle w:val="Heading2"/>
       </w:pPr>
+      <w:bookmarkStart w:id="9015" w:name="_DanToc9015"/>
       <w:r>
         <w:t xml:space="preserve">3.4  Roles and Responsibilities</w:t>
       </w:r>
+      <w:bookmarkEnd w:id="9015"/>
     </w:p>
     <w:tbl>
       <w:tblPr>
@@ -4412,9 +5174,11 @@
       <w:pPr>
         <w:pStyle w:val="Heading2"/>
       </w:pPr>
+      <w:bookmarkStart w:id="9016" w:name="_DanToc9016"/>
       <w:r>
         <w:t xml:space="preserve">3.5  PMC / CSC Quality Requirements</w:t>
       </w:r>
+      <w:bookmarkEnd w:id="9016"/>
     </w:p>
     <w:p>
       <w:pPr>
@@ -4548,17 +5312,21 @@
       <w:pPr>
         <w:pStyle w:val="Heading1"/>
       </w:pPr>
+      <w:bookmarkStart w:id="9017" w:name="_DanToc9017"/>
       <w:r>
         <w:t xml:space="preserve">4.  Planning</w:t>
       </w:r>
+      <w:bookmarkEnd w:id="9017"/>
     </w:p>
     <w:p>
       <w:pPr>
         <w:pStyle w:val="Heading2"/>
       </w:pPr>
+      <w:bookmarkStart w:id="9018" w:name="_DanToc9018"/>
       <w:r>
         <w:t xml:space="preserve">4.1  Risk and Opportunities Register</w:t>
       </w:r>
+      <w:bookmarkEnd w:id="9018"/>
     </w:p>
     <w:p>
       <w:pPr>
@@ -4578,9 +5346,11 @@
       <w:pPr>
         <w:pStyle w:val="Heading2"/>
       </w:pPr>
+      <w:bookmarkStart w:id="9019" w:name="_DanToc9019"/>
       <w:r>
         <w:t xml:space="preserve">4.2  Quality Objectives (SMART)</w:t>
       </w:r>
+      <w:bookmarkEnd w:id="9019"/>
     </w:p>
     <w:p>
       <w:pPr>
@@ -4600,9 +5370,11 @@
       <w:pPr>
         <w:pStyle w:val="Heading2"/>
       </w:pPr>
+      <w:bookmarkStart w:id="9020" w:name="_DanToc9020"/>
       <w:r>
         <w:t xml:space="preserve">4.3  Change Management</w:t>
       </w:r>
+      <w:bookmarkEnd w:id="9020"/>
     </w:p>
     <w:p>
       <w:pPr>
@@ -4622,17 +5394,21 @@
       <w:pPr>
         <w:pStyle w:val="Heading1"/>
       </w:pPr>
+      <w:bookmarkStart w:id="9021" w:name="_DanToc9021"/>
       <w:r>
         <w:t xml:space="preserve">5.  Support</w:t>
       </w:r>
+      <w:bookmarkEnd w:id="9021"/>
     </w:p>
     <w:p>
       <w:pPr>
         <w:pStyle w:val="Heading2"/>
       </w:pPr>
+      <w:bookmarkStart w:id="9022" w:name="_DanToc9022"/>
       <w:r>
         <w:t xml:space="preserve">5.1  Project Resources</w:t>
       </w:r>
+      <w:bookmarkEnd w:id="9022"/>
     </w:p>
     <w:p>
       <w:pPr>
@@ -4652,9 +5428,11 @@
       <w:pPr>
         <w:pStyle w:val="Heading2"/>
       </w:pPr>
+      <w:bookmarkStart w:id="9023" w:name="_DanToc9023"/>
       <w:r>
         <w:t xml:space="preserve">5.2  Competency</w:t>
       </w:r>
+      <w:bookmarkEnd w:id="9023"/>
     </w:p>
     <w:p>
       <w:pPr>
@@ -5000,9 +5778,11 @@
       <w:pPr>
         <w:pStyle w:val="Heading2"/>
       </w:pPr>
+      <w:bookmarkStart w:id="9024" w:name="_DanToc9024"/>
       <w:r>
         <w:t xml:space="preserve">5.3  Training</w:t>
       </w:r>
+      <w:bookmarkEnd w:id="9024"/>
     </w:p>
     <w:p>
       <w:pPr>
@@ -5022,9 +5802,11 @@
       <w:pPr>
         <w:pStyle w:val="Heading2"/>
       </w:pPr>
+      <w:bookmarkStart w:id="9025" w:name="_DanToc9025"/>
       <w:r>
         <w:t xml:space="preserve">5.4  Infrastructure and Work Environment</w:t>
       </w:r>
+      <w:bookmarkEnd w:id="9025"/>
     </w:p>
     <w:p>
       <w:pPr>
@@ -5044,9 +5826,11 @@
       <w:pPr>
         <w:pStyle w:val="Heading2"/>
       </w:pPr>
+      <w:bookmarkStart w:id="9026" w:name="_DanToc9026"/>
       <w:r>
         <w:t xml:space="preserve">5.5  Adherence to Labour Law</w:t>
       </w:r>
+      <w:bookmarkEnd w:id="9026"/>
     </w:p>
     <w:p>
       <w:pPr>
@@ -5066,9 +5850,11 @@
       <w:pPr>
         <w:pStyle w:val="Heading2"/>
       </w:pPr>
+      <w:bookmarkStart w:id="9027" w:name="_DanToc9027"/>
       <w:r>
         <w:t xml:space="preserve">5.6  Communication</w:t>
       </w:r>
+      <w:bookmarkEnd w:id="9027"/>
     </w:p>
     <w:p>
       <w:pPr>
@@ -5712,9 +6498,11 @@
       <w:pPr>
         <w:pStyle w:val="Heading2"/>
       </w:pPr>
+      <w:bookmarkStart w:id="9028" w:name="_DanToc9028"/>
       <w:r>
         <w:t xml:space="preserve">5.7  Documented Information</w:t>
       </w:r>
+      <w:bookmarkEnd w:id="9028"/>
     </w:p>
     <w:p>
       <w:pPr>
@@ -5848,9 +6636,11 @@
       <w:pPr>
         <w:pStyle w:val="Heading2"/>
       </w:pPr>
+      <w:bookmarkStart w:id="9029" w:name="_DanToc9029"/>
       <w:r>
         <w:t xml:space="preserve">5.8  Organizational Knowledge</w:t>
       </w:r>
+      <w:bookmarkEnd w:id="9029"/>
     </w:p>
     <w:p>
       <w:pPr>
@@ -5870,17 +6660,21 @@
       <w:pPr>
         <w:pStyle w:val="Heading1"/>
       </w:pPr>
+      <w:bookmarkStart w:id="9030" w:name="_DanToc9030"/>
       <w:r>
         <w:t xml:space="preserve">6.  Operation</w:t>
       </w:r>
+      <w:bookmarkEnd w:id="9030"/>
     </w:p>
     <w:p>
       <w:pPr>
         <w:pStyle w:val="Heading2"/>
       </w:pPr>
+      <w:bookmarkStart w:id="9031" w:name="_DanToc9031"/>
       <w:r>
         <w:t xml:space="preserve">6.1  Process Establishment</w:t>
       </w:r>
+      <w:bookmarkEnd w:id="9031"/>
     </w:p>
     <w:p>
       <w:pPr>
@@ -5900,9 +6694,11 @@
       <w:pPr>
         <w:pStyle w:val="Heading2"/>
       </w:pPr>
+      <w:bookmarkStart w:id="9032" w:name="_DanToc9032"/>
       <w:r>
         <w:t xml:space="preserve">6.2  Acceptance Criteria</w:t>
       </w:r>
+      <w:bookmarkEnd w:id="9032"/>
     </w:p>
     <w:p>
       <w:pPr>
@@ -5922,9 +6718,11 @@
       <w:pPr>
         <w:pStyle w:val="Heading2"/>
       </w:pPr>
+      <w:bookmarkStart w:id="9033" w:name="_DanToc9033"/>
       <w:r>
         <w:t xml:space="preserve">6.3  Construction and Monitoring Procedures</w:t>
       </w:r>
+      <w:bookmarkEnd w:id="9033"/>
     </w:p>
     <w:p>
       <w:pPr>
@@ -6077,9 +6875,11 @@
       <w:pPr>
         <w:pStyle w:val="Heading2"/>
       </w:pPr>
+      <w:bookmarkStart w:id="9034" w:name="_DanToc9034"/>
       <w:r>
         <w:t xml:space="preserve">6.4  Evidence of Compliance and Records</w:t>
       </w:r>
+      <w:bookmarkEnd w:id="9034"/>
     </w:p>
     <w:p>
       <w:pPr>
@@ -6099,17 +6899,21 @@
       <w:pPr>
         <w:pStyle w:val="Heading1"/>
       </w:pPr>
+      <w:bookmarkStart w:id="9035" w:name="_DanToc9035"/>
       <w:r>
         <w:t xml:space="preserve">7.  Performance Evaluation</w:t>
       </w:r>
+      <w:bookmarkEnd w:id="9035"/>
     </w:p>
     <w:p>
       <w:pPr>
         <w:pStyle w:val="Heading2"/>
       </w:pPr>
+      <w:bookmarkStart w:id="9036" w:name="_DanToc9036"/>
       <w:r>
         <w:t xml:space="preserve">7.1  Monitoring and Measurement</w:t>
       </w:r>
+      <w:bookmarkEnd w:id="9036"/>
     </w:p>
     <w:p>
       <w:pPr>
@@ -6129,9 +6933,11 @@
       <w:pPr>
         <w:pStyle w:val="Heading2"/>
       </w:pPr>
+      <w:bookmarkStart w:id="9037" w:name="_DanToc9037"/>
       <w:r>
         <w:t xml:space="preserve">7.2  Client Perception and Satisfaction</w:t>
       </w:r>
+      <w:bookmarkEnd w:id="9037"/>
     </w:p>
     <w:p>
       <w:pPr>
@@ -6151,9 +6957,11 @@
       <w:pPr>
         <w:pStyle w:val="Heading2"/>
       </w:pPr>
+      <w:bookmarkStart w:id="9038" w:name="_DanToc9038"/>
       <w:r>
         <w:t xml:space="preserve">7.3  Internal and External Audit Programme</w:t>
       </w:r>
+      <w:bookmarkEnd w:id="9038"/>
     </w:p>
     <w:p>
       <w:pPr>
@@ -6173,9 +6981,11 @@
       <w:pPr>
         <w:pStyle w:val="Heading2"/>
       </w:pPr>
+      <w:bookmarkStart w:id="9039" w:name="_DanToc9039"/>
       <w:r>
         <w:t xml:space="preserve">7.4  QA/QC Reporting</w:t>
       </w:r>
+      <w:bookmarkEnd w:id="9039"/>
     </w:p>
     <w:p>
       <w:pPr>
@@ -6438,9 +7248,11 @@
       <w:pPr>
         <w:pStyle w:val="Heading2"/>
       </w:pPr>
+      <w:bookmarkStart w:id="9040" w:name="_DanToc9040"/>
       <w:r>
         <w:t xml:space="preserve">7.5  Management Review</w:t>
       </w:r>
+      <w:bookmarkEnd w:id="9040"/>
     </w:p>
     <w:p>
       <w:pPr>
@@ -6460,17 +7272,21 @@
       <w:pPr>
         <w:pStyle w:val="Heading1"/>
       </w:pPr>
+      <w:bookmarkStart w:id="9041" w:name="_DanToc9041"/>
       <w:r>
         <w:t xml:space="preserve">8.  Continual Improvement</w:t>
       </w:r>
+      <w:bookmarkEnd w:id="9041"/>
     </w:p>
     <w:p>
       <w:pPr>
         <w:pStyle w:val="Heading2"/>
       </w:pPr>
+      <w:bookmarkStart w:id="9042" w:name="_DanToc9042"/>
       <w:r>
         <w:t xml:space="preserve">8.1  Improvement Process</w:t>
       </w:r>
+      <w:bookmarkEnd w:id="9042"/>
     </w:p>
     <w:p>
       <w:pPr>
@@ -6490,9 +7306,11 @@
       <w:pPr>
         <w:pStyle w:val="Heading2"/>
       </w:pPr>
+      <w:bookmarkStart w:id="9043" w:name="_DanToc9043"/>
       <w:r>
         <w:t xml:space="preserve">8.2  Resources for Improvement</w:t>
       </w:r>
+      <w:bookmarkEnd w:id="9043"/>
     </w:p>
     <w:p>
       <w:pPr>
@@ -6512,9 +7330,11 @@
       <w:pPr>
         <w:pStyle w:val="Heading1"/>
       </w:pPr>
+      <w:bookmarkStart w:id="9044" w:name="_DanToc9044"/>
       <w:r>
         <w:t xml:space="preserve">Revision History</w:t>
       </w:r>
+      <w:bookmarkEnd w:id="9044"/>
     </w:p>
     <w:tbl>
       <w:tblPr>
